--- a/assets/downloads/simulation-10/simulation-schedule.docx
+++ b/assets/downloads/simulation-10/simulation-schedule.docx
@@ -295,6 +295,7 @@
           <w:sz w:val="24"/>
           <w:szCs w:val="24"/>
         </w:rPr>
+        <w:lastRenderedPageBreak/>
         <w:t>Sample Simulation Schedule</w:t>
       </w:r>
     </w:p>
@@ -315,7 +316,6 @@
           <w:sz w:val="24"/>
           <w:szCs w:val="24"/>
         </w:rPr>
-        <w:lastRenderedPageBreak/>
         <w:t xml:space="preserve">A </w:t>
       </w:r>
       <w:r>
@@ -2883,7 +2883,7 @@
         <w:i/>
         <w:sz w:val="18"/>
       </w:rPr>
-      <w:t>Clinical Simulations for the Athletic Trainer HKPropel Access</w:t>
+      <w:t>Clinical Simulations for the Athletic Trainer Instructor Guide</w:t>
     </w:r>
     <w:r>
       <w:rPr>
@@ -6476,6 +6476,7 @@
   <w:style w:type="character" w:default="1" w:styleId="DefaultParagraphFont">
     <w:name w:val="Default Paragraph Font"/>
     <w:uiPriority w:val="1"/>
+    <w:semiHidden/>
     <w:unhideWhenUsed/>
   </w:style>
   <w:style w:type="table" w:default="1" w:styleId="TableNormal">
